--- a/syllabi/output/word-docx/physics.docx
+++ b/syllabi/output/word-docx/physics.docx
@@ -89,7 +89,7 @@
         <w:pStyle w:val="FirstParagraph"/>
       </w:pPr>
       <w:r>
-        <w:t xml:space="preserve">This course walks students through core physics concepts using a chapter-based progression from the adopted textbook.</w:t>
+        <w:t xml:space="preserve">Physics is a mathematical and conceptual study of motion, forces, energy, momentum, waves, electricity, magnetism, and modern physics. Students apply algebraic and graphical reasoning to analyze physical systems and solve real-world problems. Laboratory work emphasizes modeling, experimentation, and quantitative analysis. This course prepares students for advanced STEM pathways and college-level physics.</w:t>
       </w:r>
     </w:p>
     <w:bookmarkEnd w:id="20"/>
